--- a/docs/전달용/보고서_분담/양식_카메라.docx
+++ b/docs/전달용/보고서_분담/양식_카메라.docx
@@ -1210,7 +1210,7 @@
                 <w:sz w:val="20"/>
                 <w:szCs w:val="20"/>
               </w:rPr>
-              <w:t xml:space="preserve">min_area_px 40 (gate·turn) / 80 (dock), min_solidity 0.7, y_zone 카메라별(틸트 0° D455 / 11° OAK)</w:t>
+              <w:t xml:space="preserve">min_area_px 40 (gate·turn) / 80 (dock), min_solidity 0.7, y_zone 검출기별 gate 0.15–0.55 / turn 0.10–0.55 / dock 0.15–0.55 (⚠️ 실측 필요)</w:t>
             </w:r>
           </w:p>
         </w:tc>
@@ -1272,7 +1272,7 @@
                 <w:sz w:val="20"/>
                 <w:szCs w:val="20"/>
               </w:rPr>
-              <w:t xml:space="preserve">approxPolyDP 꼭짓점 수 + extent·aspect·circularity 로 삼각/사각/원/십자</w:t>
+              <w:t xml:space="preserve">approxPolyDP 꼭짓점 수 + extent·aspect·circularity 로 삼각/사각/원 3종</w:t>
             </w:r>
           </w:p>
         </w:tc>
@@ -1394,7 +1394,7 @@
                 <w:sz w:val="20"/>
                 <w:szCs w:val="20"/>
               </w:rPr>
-              <w:t xml:space="preserve">confirm_frames 1 (gate·turn) / 3 (dock), confirm_window = N 기본(켤 땐 3/5), grace 2.0 s — 10-27 개정</w:t>
+              <w:t xml:space="preserve">confirm_frames 1 (gate·turn) / 3 (dock). confirm_window 는 gate·turn 만 선언(기본 N, 켤 땐 3/5), dock 은 연속 3. grace 2.0 s — 10-27 개정</w:t>
             </w:r>
           </w:p>
         </w:tc>
@@ -1456,7 +1456,7 @@
                 <w:sz w:val="20"/>
                 <w:szCs w:val="20"/>
               </w:rPr>
-              <w:t xml:space="preserve">픽셀 x → 각도: θ = atan((x − cx) / fx), fx = (W/2)/tan(hfov/2)</w:t>
+              <w:t xml:space="preserve">픽셀 x → 각도: θ = −atan((x − cx) / fx), cx = W/2 (영상 중심), fx = (W/2)/tan(hfov/2)</w:t>
             </w:r>
           </w:p>
         </w:tc>
@@ -1548,7 +1548,7 @@
                 <w:sz w:val="20"/>
                 <w:szCs w:val="20"/>
               </w:rPr>
-              <w:t xml:space="preserve">/wp_mode 가 담당 모드일 때만 발행, stale 2 s → 정지. 목표 색·형상 유효값 밖 → ERROR + 정지</w:t>
+              <w:t xml:space="preserve">/wp_mode 가 담당 모드일 때만 발행, stale 2 s → 정지. dock 목표 색·형상이 유효값 밖이면 기동 시 ERROR, 검출 없이 무효값 10000 발행</w:t>
             </w:r>
           </w:p>
         </w:tc>
@@ -8026,7 +8026,7 @@
           <w:sz w:val="20"/>
           <w:szCs w:val="20"/>
         </w:rPr>
-        <w:t xml:space="preserve">•  도크 3개 중 당일 지정 표식(삼각·원·사각 × 빨강·초록·파랑·주황·노랑)을 찾는다. 검출기 dock 이 target_color·target_shape 와 일치하는 후보의 방위각만 발행, 유효값 밖이면 ERROR + 발행 정지(임계는 혼동행렬 수치로 정함). 도크 간격 1.0 m.</w:t>
+        <w:t xml:space="preserve">•  도크 3개 중 당일 지정 표식(삼각·원·사각 × 빨강·주황·노랑·초록·파랑·흰색)을 찾는다. 검출기 dock 이 target_color·target_shape 와 일치하는 후보의 방위각만 발행한다. 목표가 유효값 밖이면 기동 시 ERROR, 검출 없이 무효값 10000 을 낸다(임계는 혼동행렬 수치로 정함). 도크 간격 1.0 m.</w:t>
       </w:r>
     </w:p>
     <w:p>

--- a/docs/전달용/보고서_분담/양식_카메라.docx
+++ b/docs/전달용/보고서_분담/양식_카메라.docx
@@ -1548,7 +1548,7 @@
                 <w:sz w:val="20"/>
                 <w:szCs w:val="20"/>
               </w:rPr>
-              <w:t xml:space="preserve">/wp_mode 가 담당 모드일 때만 발행, stale 2 s → 정지. dock 목표 색·형상이 유효값 밖이면 기동 시 ERROR, 검출 없이 무효값 10000 발행</w:t>
+              <w:t xml:space="preserve">/wp_mode 가 담당 모드일 때만 발행, stale 2 s → 정지. dock 목표 색·형상이 유효값 밖이면 기동 시 ERROR, 검출 없이 모드 7 에서만 무효값 10000 + 5 s 주기 ERROR</w:t>
             </w:r>
           </w:p>
         </w:tc>
@@ -8026,7 +8026,7 @@
           <w:sz w:val="20"/>
           <w:szCs w:val="20"/>
         </w:rPr>
-        <w:t xml:space="preserve">•  도크 3개 중 당일 지정 표식(삼각·원·사각 × 빨강·주황·노랑·초록·파랑·흰색)을 찾는다. 검출기 dock 이 target_color·target_shape 와 일치하는 후보의 방위각만 발행한다. 목표가 유효값 밖이면 기동 시 ERROR, 검출 없이 무효값 10000 을 낸다(임계는 혼동행렬 수치로 정함). 도크 간격 1.0 m.</w:t>
+        <w:t xml:space="preserve">•  도크 3개 중 당일 지정 표식(삼각·원·사각 × 빨강·주황·노랑·초록·파랑·흰색)을 찾는다. 검출기 dock 이 target_color·target_shape 와 일치하는 후보의 방위각만 발행한다. 목표가 유효값 밖이면 기동 시 ERROR, 검출 없이 도킹 모드에서만 무효값 10000 을 내고 5 s 마다 ERROR 로 다시 알린다(다른 모드에서는 발행하지 않는다). 임계는 혼동행렬 수치로 정함. 도크 간격 1.0 m.</w:t>
       </w:r>
     </w:p>
     <w:p>

--- a/docs/전달용/보고서_분담/양식_카메라.docx
+++ b/docs/전달용/보고서_분담/양식_카메라.docx
@@ -815,7 +815,7 @@
           <w:sz w:val="20"/>
           <w:szCs w:val="20"/>
         </w:rPr>
-        <w:t xml:space="preserve">검출기 3종(gate·turn·dock)이 같은 파이프라인을 공유하고, 색 범위·최소 면적·확인 프레임은 vision.yaml 한 곳에서 읽는다(작년엔 같은 색이 파일 3곳에 다른 값으로 박혀 도킹만 부표를 못 본 이력).</w:t>
+        <w:t xml:space="preserve">검출기 3종(gate·turn·dock)이 같은 파이프라인을 공유하고, 색 범위·최소 면적·확인 프레임·화각은 vision.yaml 한 곳에서 읽는다. 작년에는 같은 색이 파일 3곳에 다른 값으로 박혀 같은 초록 부표를 게이트 검출기는 보고 도킹 검출기는 못 봤다. 검출기는 상주하며 각자 /wp_mode 를 보고 담당 모드에서만 일한다.</w:t>
       </w:r>
     </w:p>
     <w:tbl>
@@ -1026,7 +1026,7 @@
                 <w:sz w:val="20"/>
                 <w:szCs w:val="20"/>
               </w:rPr>
-              <w:t xml:space="preserve">해상도는 매 프레임 msg.width 로 읽음</w:t>
+              <w:t xml:space="preserve">해상도는 매 프레임 영상에서 읽음</w:t>
             </w:r>
           </w:p>
         </w:tc>
@@ -1088,7 +1088,7 @@
                 <w:sz w:val="20"/>
                 <w:szCs w:val="20"/>
               </w:rPr>
-              <w:t xml:space="preserve">BGR → HSV, 색별 inRange. 빨강은 0° 를 넘어 범위 2개</w:t>
+              <w:t xml:space="preserve">BGR → HSV, 색별 inRange 를 OR 로 합친 뒤 medianBlur(3). 빨강은 0° 를 넘어 범위 2개</w:t>
             </w:r>
           </w:p>
         </w:tc>
@@ -1180,7 +1180,7 @@
                 <w:sz w:val="20"/>
                 <w:szCs w:val="20"/>
               </w:rPr>
-              <w:t xml:space="preserve">컨투어 → 최소 면적 → 형상 검사(꼭짓점 4~8·extent·종횡비, require_shape) 또는 solidity(면적/볼록껍질) → 가장 큰 것 1개</w:t>
+              <w:t xml:space="preserve">컨투어 → 최소 면적 → 형상 검사(꼭짓점 4~8·extent·종횡비, require_shape) 또는 solidity(면적/볼록껍질) → 화면 y 범위 → 가장 큰 것 1개</w:t>
             </w:r>
           </w:p>
         </w:tc>
@@ -1394,7 +1394,7 @@
                 <w:sz w:val="20"/>
                 <w:szCs w:val="20"/>
               </w:rPr>
-              <w:t xml:space="preserve">confirm_frames 1 (gate·turn) / 3 (dock). confirm_window 는 gate·turn 만 선언(기본 N, 켤 땐 3/5), dock 은 연속 3. grace 2.0 s — 10-27 개정</w:t>
+              <w:t xml:space="preserve">confirm_frames 1 (gate·turn) / 3 (dock). confirm_window 는 gate·turn 만 선언(기본 N, 켤 땐 3/5), dock 은 연속 3. grace 2.0 s</w:t>
             </w:r>
           </w:p>
         </w:tc>
@@ -1608,7 +1608,7 @@
           <w:sz w:val="20"/>
           <w:szCs w:val="20"/>
         </w:rPr>
-        <w:t xml:space="preserve">•  거리는 쓰지 않는다 — 카메라는 방위각만, 거리는 LiDAR 전방 섹터 최소거리 (핀홀 거리 추정의 실해역 오차 회피).</w:t>
+        <w:t xml:space="preserve">•  거리는 쓰지 않는다. 카메라는 방위각만 내고 거리는 LiDAR 전방 섹터 최소거리로 얻는다(핀홀 거리 추정의 실해역 오차 회피). 방위각은 화면 왼쪽이 + 이고 왜곡 보정은 하지 않는다. 화각은 해상도별 센서 크롭에 딸려 있어 color_profile 을 바꾸면 hfov_deg 도 바꾼다.</w:t>
       </w:r>
     </w:p>
     <w:p>
@@ -1622,7 +1622,692 @@
           <w:sz w:val="20"/>
           <w:szCs w:val="20"/>
         </w:rPr>
-        <w:t xml:space="preserve">•  ⚠️ 혼동행렬: 야외 부표 영상 ____ 프레임에서 색별 정탐/오탐 ____ — 임계값은 이 수치로 정한다(감으로 튜닝 금지).</w:t>
+        <w:t xml:space="preserve">•  확인과 유예. 창 안 다수결이 아니라 이번 프레임 key 가 최근 창에 N 회 이상일 때만 확정해, 흰색 각도를 빨강으로 잘못 내는 일이 없다. 미확정이면 2.0 s 안의 마지막 확정값을, 아니면 무효값 10000.0 을 낸다. 침묵하면 소비자가 "사라졌다"로 읽기 때문이다.</w:t>
+      </w:r>
+    </w:p>
+    <w:p>
+      <w:pPr>
+        <w:spacing w:after="60" w:line="290"/>
+        <w:ind w:left="360" w:hanging="240"/>
+      </w:pPr>
+      <w:r>
+        <w:rPr>
+          <w:rFonts w:ascii="Malgun Gothic" w:cs="Malgun Gothic" w:eastAsia="Malgun Gothic" w:hAnsi="Malgun Gothic"/>
+          <w:sz w:val="20"/>
+          <w:szCs w:val="20"/>
+        </w:rPr>
+        <w:t xml:space="preserve">•  모드 게이팅. 판정은 콜백 맨 앞이라 비활성 검출기는 영상 변환도 하지 않는다. turn 과 dock 이 같은 /image_angle 을 내므로 담당 모드가 겹치지 않는지, 첫 발행이 게이트 뒤인지를 정적 테스트가 검사한다.</w:t>
+      </w:r>
+    </w:p>
+    <w:p>
+      <w:pPr>
+        <w:spacing w:after="60" w:line="290"/>
+        <w:ind w:left="360" w:hanging="240"/>
+      </w:pPr>
+      <w:r>
+        <w:rPr>
+          <w:rFonts w:ascii="Malgun Gothic" w:cs="Malgun Gothic" w:eastAsia="Malgun Gothic" w:hAnsi="Malgun Gothic"/>
+          <w:sz w:val="20"/>
+          <w:szCs w:val="20"/>
+        </w:rPr>
+        <w:t xml:space="preserve">•  카메라. OAK-1 PoE 는 뎁스가 없지만 거리는 LiDAR 가 재고, D455 도 뎁스를 켜면 USB 에서 떨어져(2분간 13회) 끄고 쓰므로 잃는 기능이 없다. 진동에 강한 고정초점, HFOV 45° 인 32MP 대신 69° 표준형을 골랐다.</w:t>
+      </w:r>
+    </w:p>
+    <w:tbl>
+      <w:tblPr>
+        <w:tblW w:type="dxa" w:w="9360"/>
+        <w:tblBorders>
+          <w:top w:val="single" w:color="auto" w:sz="4"/>
+          <w:left w:val="single" w:color="auto" w:sz="4"/>
+          <w:bottom w:val="single" w:color="auto" w:sz="4"/>
+          <w:right w:val="single" w:color="auto" w:sz="4"/>
+          <w:insideH w:val="single" w:color="auto" w:sz="4"/>
+          <w:insideV w:val="single" w:color="auto" w:sz="4"/>
+        </w:tblBorders>
+      </w:tblPr>
+      <w:tblGrid>
+        <w:gridCol w:w="2340"/>
+        <w:gridCol w:w="2340"/>
+        <w:gridCol w:w="2340"/>
+        <w:gridCol w:w="2340"/>
+      </w:tblGrid>
+      <w:tr>
+        <w:trPr>
+          <w:tblHeader/>
+        </w:trPr>
+        <w:tc>
+          <w:tcPr>
+            <w:tcW w:type="dxa" w:w="2340"/>
+            <w:tcBorders>
+              <w:top w:val="single" w:color="000000" w:sz="6"/>
+              <w:left w:val="single" w:color="000000" w:sz="6"/>
+              <w:bottom w:val="single" w:color="000000" w:sz="6"/>
+              <w:right w:val="single" w:color="000000" w:sz="6"/>
+            </w:tcBorders>
+            <w:shd w:fill="E7E6E6" w:color="auto" w:val="clear"/>
+            <w:tcMar>
+              <w:top w:type="dxa" w:w="60"/>
+              <w:left w:type="dxa" w:w="90"/>
+              <w:bottom w:type="dxa" w:w="60"/>
+              <w:right w:type="dxa" w:w="90"/>
+            </w:tcMar>
+          </w:tcPr>
+          <w:p>
+            <w:pPr>
+              <w:jc w:val="center"/>
+            </w:pPr>
+            <w:r>
+              <w:rPr>
+                <w:rFonts w:ascii="Malgun Gothic" w:cs="Malgun Gothic" w:eastAsia="Malgun Gothic" w:hAnsi="Malgun Gothic"/>
+                <w:b/>
+                <w:bCs/>
+                <w:sz w:val="20"/>
+                <w:szCs w:val="20"/>
+              </w:rPr>
+              <w:t xml:space="preserve">작년</w:t>
+            </w:r>
+          </w:p>
+        </w:tc>
+        <w:tc>
+          <w:tcPr>
+            <w:tcW w:type="dxa" w:w="2340"/>
+            <w:tcBorders>
+              <w:top w:val="single" w:color="000000" w:sz="6"/>
+              <w:left w:val="single" w:color="000000" w:sz="6"/>
+              <w:bottom w:val="single" w:color="000000" w:sz="6"/>
+              <w:right w:val="single" w:color="000000" w:sz="6"/>
+            </w:tcBorders>
+            <w:shd w:fill="E7E6E6" w:color="auto" w:val="clear"/>
+            <w:tcMar>
+              <w:top w:type="dxa" w:w="60"/>
+              <w:left w:type="dxa" w:w="90"/>
+              <w:bottom w:type="dxa" w:w="60"/>
+              <w:right w:type="dxa" w:w="90"/>
+            </w:tcMar>
+          </w:tcPr>
+          <w:p>
+            <w:pPr>
+              <w:jc w:val="center"/>
+            </w:pPr>
+            <w:r>
+              <w:rPr>
+                <w:rFonts w:ascii="Malgun Gothic" w:cs="Malgun Gothic" w:eastAsia="Malgun Gothic" w:hAnsi="Malgun Gothic"/>
+                <w:b/>
+                <w:bCs/>
+                <w:sz w:val="20"/>
+                <w:szCs w:val="20"/>
+              </w:rPr>
+              <w:t xml:space="preserve">문제</w:t>
+            </w:r>
+          </w:p>
+        </w:tc>
+        <w:tc>
+          <w:tcPr>
+            <w:tcW w:type="dxa" w:w="2340"/>
+            <w:tcBorders>
+              <w:top w:val="single" w:color="000000" w:sz="6"/>
+              <w:left w:val="single" w:color="000000" w:sz="6"/>
+              <w:bottom w:val="single" w:color="000000" w:sz="6"/>
+              <w:right w:val="single" w:color="000000" w:sz="6"/>
+            </w:tcBorders>
+            <w:shd w:fill="E7E6E6" w:color="auto" w:val="clear"/>
+            <w:tcMar>
+              <w:top w:type="dxa" w:w="60"/>
+              <w:left w:type="dxa" w:w="90"/>
+              <w:bottom w:type="dxa" w:w="60"/>
+              <w:right w:type="dxa" w:w="90"/>
+            </w:tcMar>
+          </w:tcPr>
+          <w:p>
+            <w:pPr>
+              <w:jc w:val="center"/>
+            </w:pPr>
+            <w:r>
+              <w:rPr>
+                <w:rFonts w:ascii="Malgun Gothic" w:cs="Malgun Gothic" w:eastAsia="Malgun Gothic" w:hAnsi="Malgun Gothic"/>
+                <w:b/>
+                <w:bCs/>
+                <w:sz w:val="20"/>
+                <w:szCs w:val="20"/>
+              </w:rPr>
+              <w:t xml:space="preserve">올해</w:t>
+            </w:r>
+          </w:p>
+        </w:tc>
+        <w:tc>
+          <w:tcPr>
+            <w:tcW w:type="dxa" w:w="2340"/>
+            <w:tcBorders>
+              <w:top w:val="single" w:color="000000" w:sz="6"/>
+              <w:left w:val="single" w:color="000000" w:sz="6"/>
+              <w:bottom w:val="single" w:color="000000" w:sz="6"/>
+              <w:right w:val="single" w:color="000000" w:sz="6"/>
+            </w:tcBorders>
+            <w:shd w:fill="E7E6E6" w:color="auto" w:val="clear"/>
+            <w:tcMar>
+              <w:top w:type="dxa" w:w="60"/>
+              <w:left w:type="dxa" w:w="90"/>
+              <w:bottom w:type="dxa" w:w="60"/>
+              <w:right w:type="dxa" w:w="90"/>
+            </w:tcMar>
+          </w:tcPr>
+          <w:p>
+            <w:pPr>
+              <w:jc w:val="center"/>
+            </w:pPr>
+            <w:r>
+              <w:rPr>
+                <w:rFonts w:ascii="Malgun Gothic" w:cs="Malgun Gothic" w:eastAsia="Malgun Gothic" w:hAnsi="Malgun Gothic"/>
+                <w:b/>
+                <w:bCs/>
+                <w:sz w:val="20"/>
+                <w:szCs w:val="20"/>
+              </w:rPr>
+              <w:t xml:space="preserve">커밋</w:t>
+            </w:r>
+          </w:p>
+        </w:tc>
+      </w:tr>
+      <w:tr>
+        <w:tc>
+          <w:tcPr>
+            <w:tcW w:type="dxa" w:w="2340"/>
+            <w:tcBorders>
+              <w:top w:val="single" w:color="000000" w:sz="6"/>
+              <w:left w:val="single" w:color="000000" w:sz="6"/>
+              <w:bottom w:val="single" w:color="000000" w:sz="6"/>
+              <w:right w:val="single" w:color="000000" w:sz="6"/>
+            </w:tcBorders>
+            <w:tcMar>
+              <w:top w:type="dxa" w:w="60"/>
+              <w:left w:type="dxa" w:w="90"/>
+              <w:bottom w:type="dxa" w:w="60"/>
+              <w:right w:type="dxa" w:w="90"/>
+            </w:tcMar>
+          </w:tcPr>
+          <w:p>
+            <w:pPr>
+              <w:jc w:val="left"/>
+            </w:pPr>
+            <w:r>
+              <w:rPr>
+                <w:rFonts w:ascii="Malgun Gothic" w:cs="Malgun Gothic" w:eastAsia="Malgun Gothic" w:hAnsi="Malgun Gothic"/>
+                <w:sz w:val="20"/>
+                <w:szCs w:val="20"/>
+              </w:rPr>
+              <w:t xml:space="preserve">모드마다 검출기를 subprocess 로 재기동, dock 은 mode 9</w:t>
+            </w:r>
+          </w:p>
+        </w:tc>
+        <w:tc>
+          <w:tcPr>
+            <w:tcW w:type="dxa" w:w="2340"/>
+            <w:tcBorders>
+              <w:top w:val="single" w:color="000000" w:sz="6"/>
+              <w:left w:val="single" w:color="000000" w:sz="6"/>
+              <w:bottom w:val="single" w:color="000000" w:sz="6"/>
+              <w:right w:val="single" w:color="000000" w:sz="6"/>
+            </w:tcBorders>
+            <w:tcMar>
+              <w:top w:type="dxa" w:w="60"/>
+              <w:left w:type="dxa" w:w="90"/>
+              <w:bottom w:type="dxa" w:w="60"/>
+              <w:right w:type="dxa" w:w="90"/>
+            </w:tcMar>
+          </w:tcPr>
+          <w:p>
+            <w:pPr>
+              <w:jc w:val="left"/>
+            </w:pPr>
+            <w:r>
+              <w:rPr>
+                <w:rFonts w:ascii="Malgun Gothic" w:cs="Malgun Gothic" w:eastAsia="Malgun Gothic" w:hAnsi="Malgun Gothic"/>
+                <w:sz w:val="20"/>
+                <w:szCs w:val="20"/>
+              </w:rPr>
+              <w:t xml:space="preserve">전환마다 비전 정지, 게이트 시작·도킹이 영상 없이 돎</w:t>
+            </w:r>
+          </w:p>
+        </w:tc>
+        <w:tc>
+          <w:tcPr>
+            <w:tcW w:type="dxa" w:w="2340"/>
+            <w:tcBorders>
+              <w:top w:val="single" w:color="000000" w:sz="6"/>
+              <w:left w:val="single" w:color="000000" w:sz="6"/>
+              <w:bottom w:val="single" w:color="000000" w:sz="6"/>
+              <w:right w:val="single" w:color="000000" w:sz="6"/>
+            </w:tcBorders>
+            <w:tcMar>
+              <w:top w:type="dxa" w:w="60"/>
+              <w:left w:type="dxa" w:w="90"/>
+              <w:bottom w:type="dxa" w:w="60"/>
+              <w:right w:type="dxa" w:w="90"/>
+            </w:tcMar>
+          </w:tcPr>
+          <w:p>
+            <w:pPr>
+              <w:jc w:val="left"/>
+            </w:pPr>
+            <w:r>
+              <w:rPr>
+                <w:rFonts w:ascii="Malgun Gothic" w:cs="Malgun Gothic" w:eastAsia="Malgun Gothic" w:hAnsi="Malgun Gothic"/>
+                <w:sz w:val="20"/>
+                <w:szCs w:val="20"/>
+              </w:rPr>
+              <w:t xml:space="preserve">검출기 상주 + ModeGate, 모드 매핑 정정</w:t>
+            </w:r>
+          </w:p>
+        </w:tc>
+        <w:tc>
+          <w:tcPr>
+            <w:tcW w:type="dxa" w:w="2340"/>
+            <w:tcBorders>
+              <w:top w:val="single" w:color="000000" w:sz="6"/>
+              <w:left w:val="single" w:color="000000" w:sz="6"/>
+              <w:bottom w:val="single" w:color="000000" w:sz="6"/>
+              <w:right w:val="single" w:color="000000" w:sz="6"/>
+            </w:tcBorders>
+            <w:tcMar>
+              <w:top w:type="dxa" w:w="60"/>
+              <w:left w:type="dxa" w:w="90"/>
+              <w:bottom w:type="dxa" w:w="60"/>
+              <w:right w:type="dxa" w:w="90"/>
+            </w:tcMar>
+          </w:tcPr>
+          <w:p>
+            <w:pPr>
+              <w:jc w:val="left"/>
+            </w:pPr>
+            <w:r>
+              <w:rPr>
+                <w:rFonts w:ascii="Malgun Gothic" w:cs="Malgun Gothic" w:eastAsia="Malgun Gothic" w:hAnsi="Malgun Gothic"/>
+                <w:sz w:val="20"/>
+                <w:szCs w:val="20"/>
+              </w:rPr>
+              <w:t xml:space="preserve">1908f7c</w:t>
+            </w:r>
+          </w:p>
+        </w:tc>
+      </w:tr>
+      <w:tr>
+        <w:tc>
+          <w:tcPr>
+            <w:tcW w:type="dxa" w:w="2340"/>
+            <w:tcBorders>
+              <w:top w:val="single" w:color="000000" w:sz="6"/>
+              <w:left w:val="single" w:color="000000" w:sz="6"/>
+              <w:bottom w:val="single" w:color="000000" w:sz="6"/>
+              <w:right w:val="single" w:color="000000" w:sz="6"/>
+            </w:tcBorders>
+            <w:tcMar>
+              <w:top w:type="dxa" w:w="60"/>
+              <w:left w:type="dxa" w:w="90"/>
+              <w:bottom w:type="dxa" w:w="60"/>
+              <w:right w:type="dxa" w:w="90"/>
+            </w:tcMar>
+          </w:tcPr>
+          <w:p>
+            <w:pPr>
+              <w:jc w:val="left"/>
+            </w:pPr>
+            <w:r>
+              <w:rPr>
+                <w:rFonts w:ascii="Malgun Gothic" w:cs="Malgun Gothic" w:eastAsia="Malgun Gothic" w:hAnsi="Malgun Gothic"/>
+                <w:sz w:val="20"/>
+                <w:szCs w:val="20"/>
+              </w:rPr>
+              <w:t xml:space="preserve">화각 71.5° (벤치 역산치)</w:t>
+            </w:r>
+          </w:p>
+        </w:tc>
+        <w:tc>
+          <w:tcPr>
+            <w:tcW w:type="dxa" w:w="2340"/>
+            <w:tcBorders>
+              <w:top w:val="single" w:color="000000" w:sz="6"/>
+              <w:left w:val="single" w:color="000000" w:sz="6"/>
+              <w:bottom w:val="single" w:color="000000" w:sz="6"/>
+              <w:right w:val="single" w:color="000000" w:sz="6"/>
+            </w:tcBorders>
+            <w:tcMar>
+              <w:top w:type="dxa" w:w="60"/>
+              <w:left w:type="dxa" w:w="90"/>
+              <w:bottom w:type="dxa" w:w="60"/>
+              <w:right w:type="dxa" w:w="90"/>
+            </w:tcMar>
+          </w:tcPr>
+          <w:p>
+            <w:pPr>
+              <w:jc w:val="left"/>
+            </w:pPr>
+            <w:r>
+              <w:rPr>
+                <w:rFonts w:ascii="Malgun Gothic" w:cs="Malgun Gothic" w:eastAsia="Malgun Gothic" w:hAnsi="Malgun Gothic"/>
+                <w:sz w:val="20"/>
+                <w:szCs w:val="20"/>
+              </w:rPr>
+              <w:t xml:space="preserve">가장자리 각도 최대 4.4° 오차</w:t>
+            </w:r>
+          </w:p>
+        </w:tc>
+        <w:tc>
+          <w:tcPr>
+            <w:tcW w:type="dxa" w:w="2340"/>
+            <w:tcBorders>
+              <w:top w:val="single" w:color="000000" w:sz="6"/>
+              <w:left w:val="single" w:color="000000" w:sz="6"/>
+              <w:bottom w:val="single" w:color="000000" w:sz="6"/>
+              <w:right w:val="single" w:color="000000" w:sz="6"/>
+            </w:tcBorders>
+            <w:tcMar>
+              <w:top w:type="dxa" w:w="60"/>
+              <w:left w:type="dxa" w:w="90"/>
+              <w:bottom w:type="dxa" w:w="60"/>
+              <w:right w:type="dxa" w:w="90"/>
+            </w:tcMar>
+          </w:tcPr>
+          <w:p>
+            <w:pPr>
+              <w:jc w:val="left"/>
+            </w:pPr>
+            <w:r>
+              <w:rPr>
+                <w:rFonts w:ascii="Malgun Gothic" w:cs="Malgun Gothic" w:eastAsia="Malgun Gothic" w:hAnsi="Malgun Gothic"/>
+                <w:sz w:val="20"/>
+                <w:szCs w:val="20"/>
+              </w:rPr>
+              <w:t xml:space="preserve">hfov_deg 파라미터, camera_info 실측 80.32°</w:t>
+            </w:r>
+          </w:p>
+        </w:tc>
+        <w:tc>
+          <w:tcPr>
+            <w:tcW w:type="dxa" w:w="2340"/>
+            <w:tcBorders>
+              <w:top w:val="single" w:color="000000" w:sz="6"/>
+              <w:left w:val="single" w:color="000000" w:sz="6"/>
+              <w:bottom w:val="single" w:color="000000" w:sz="6"/>
+              <w:right w:val="single" w:color="000000" w:sz="6"/>
+            </w:tcBorders>
+            <w:tcMar>
+              <w:top w:type="dxa" w:w="60"/>
+              <w:left w:type="dxa" w:w="90"/>
+              <w:bottom w:type="dxa" w:w="60"/>
+              <w:right w:type="dxa" w:w="90"/>
+            </w:tcMar>
+          </w:tcPr>
+          <w:p>
+            <w:pPr>
+              <w:jc w:val="left"/>
+            </w:pPr>
+            <w:r>
+              <w:rPr>
+                <w:rFonts w:ascii="Malgun Gothic" w:cs="Malgun Gothic" w:eastAsia="Malgun Gothic" w:hAnsi="Malgun Gothic"/>
+                <w:sz w:val="20"/>
+                <w:szCs w:val="20"/>
+              </w:rPr>
+              <w:t xml:space="preserve">a1c1cb1, 086c125</w:t>
+            </w:r>
+          </w:p>
+        </w:tc>
+      </w:tr>
+      <w:tr>
+        <w:tc>
+          <w:tcPr>
+            <w:tcW w:type="dxa" w:w="2340"/>
+            <w:tcBorders>
+              <w:top w:val="single" w:color="000000" w:sz="6"/>
+              <w:left w:val="single" w:color="000000" w:sz="6"/>
+              <w:bottom w:val="single" w:color="000000" w:sz="6"/>
+              <w:right w:val="single" w:color="000000" w:sz="6"/>
+            </w:tcBorders>
+            <w:tcMar>
+              <w:top w:type="dxa" w:w="60"/>
+              <w:left w:type="dxa" w:w="90"/>
+              <w:bottom w:type="dxa" w:w="60"/>
+              <w:right w:type="dxa" w:w="90"/>
+            </w:tcMar>
+          </w:tcPr>
+          <w:p>
+            <w:pPr>
+              <w:jc w:val="left"/>
+            </w:pPr>
+            <w:r>
+              <w:rPr>
+                <w:rFonts w:ascii="Malgun Gothic" w:cs="Malgun Gothic" w:eastAsia="Malgun Gothic" w:hAnsi="Malgun Gothic"/>
+                <w:sz w:val="20"/>
+                <w:szCs w:val="20"/>
+              </w:rPr>
+              <w:t xml:space="preserve">HSV 가 파일 3곳에 다른 값, color 콜백이 depth 대기</w:t>
+            </w:r>
+          </w:p>
+        </w:tc>
+        <w:tc>
+          <w:tcPr>
+            <w:tcW w:type="dxa" w:w="2340"/>
+            <w:tcBorders>
+              <w:top w:val="single" w:color="000000" w:sz="6"/>
+              <w:left w:val="single" w:color="000000" w:sz="6"/>
+              <w:bottom w:val="single" w:color="000000" w:sz="6"/>
+              <w:right w:val="single" w:color="000000" w:sz="6"/>
+            </w:tcBorders>
+            <w:tcMar>
+              <w:top w:type="dxa" w:w="60"/>
+              <w:left w:type="dxa" w:w="90"/>
+              <w:bottom w:type="dxa" w:w="60"/>
+              <w:right w:type="dxa" w:w="90"/>
+            </w:tcMar>
+          </w:tcPr>
+          <w:p>
+            <w:pPr>
+              <w:jc w:val="left"/>
+            </w:pPr>
+            <w:r>
+              <w:rPr>
+                <w:rFonts w:ascii="Malgun Gothic" w:cs="Malgun Gothic" w:eastAsia="Malgun Gothic" w:hAnsi="Malgun Gothic"/>
+                <w:sz w:val="20"/>
+                <w:szCs w:val="20"/>
+              </w:rPr>
+              <w:t xml:space="preserve">검출기마다 다르게 봄, 뎁스 없으면 침묵</w:t>
+            </w:r>
+          </w:p>
+        </w:tc>
+        <w:tc>
+          <w:tcPr>
+            <w:tcW w:type="dxa" w:w="2340"/>
+            <w:tcBorders>
+              <w:top w:val="single" w:color="000000" w:sz="6"/>
+              <w:left w:val="single" w:color="000000" w:sz="6"/>
+              <w:bottom w:val="single" w:color="000000" w:sz="6"/>
+              <w:right w:val="single" w:color="000000" w:sz="6"/>
+            </w:tcBorders>
+            <w:tcMar>
+              <w:top w:type="dxa" w:w="60"/>
+              <w:left w:type="dxa" w:w="90"/>
+              <w:bottom w:type="dxa" w:w="60"/>
+              <w:right w:type="dxa" w:w="90"/>
+            </w:tcMar>
+          </w:tcPr>
+          <w:p>
+            <w:pPr>
+              <w:jc w:val="left"/>
+            </w:pPr>
+            <w:r>
+              <w:rPr>
+                <w:rFonts w:ascii="Malgun Gothic" w:cs="Malgun Gothic" w:eastAsia="Malgun Gothic" w:hAnsi="Malgun Gothic"/>
+                <w:sz w:val="20"/>
+                <w:szCs w:val="20"/>
+              </w:rPr>
+              <w:t xml:space="preserve">vision.yaml 단일 출처 + 튜닝 도구, depth 의존 제거</w:t>
+            </w:r>
+          </w:p>
+        </w:tc>
+        <w:tc>
+          <w:tcPr>
+            <w:tcW w:type="dxa" w:w="2340"/>
+            <w:tcBorders>
+              <w:top w:val="single" w:color="000000" w:sz="6"/>
+              <w:left w:val="single" w:color="000000" w:sz="6"/>
+              <w:bottom w:val="single" w:color="000000" w:sz="6"/>
+              <w:right w:val="single" w:color="000000" w:sz="6"/>
+            </w:tcBorders>
+            <w:tcMar>
+              <w:top w:type="dxa" w:w="60"/>
+              <w:left w:type="dxa" w:w="90"/>
+              <w:bottom w:type="dxa" w:w="60"/>
+              <w:right w:type="dxa" w:w="90"/>
+            </w:tcMar>
+          </w:tcPr>
+          <w:p>
+            <w:pPr>
+              <w:jc w:val="left"/>
+            </w:pPr>
+            <w:r>
+              <w:rPr>
+                <w:rFonts w:ascii="Malgun Gothic" w:cs="Malgun Gothic" w:eastAsia="Malgun Gothic" w:hAnsi="Malgun Gothic"/>
+                <w:sz w:val="20"/>
+                <w:szCs w:val="20"/>
+              </w:rPr>
+              <w:t xml:space="preserve">52494fb, c75f3c4</w:t>
+            </w:r>
+          </w:p>
+        </w:tc>
+      </w:tr>
+      <w:tr>
+        <w:tc>
+          <w:tcPr>
+            <w:tcW w:type="dxa" w:w="2340"/>
+            <w:tcBorders>
+              <w:top w:val="single" w:color="000000" w:sz="6"/>
+              <w:left w:val="single" w:color="000000" w:sz="6"/>
+              <w:bottom w:val="single" w:color="000000" w:sz="6"/>
+              <w:right w:val="single" w:color="000000" w:sz="6"/>
+            </w:tcBorders>
+            <w:tcMar>
+              <w:top w:type="dxa" w:w="60"/>
+              <w:left w:type="dxa" w:w="90"/>
+              <w:bottom w:type="dxa" w:w="60"/>
+              <w:right w:type="dxa" w:w="90"/>
+            </w:tcMar>
+          </w:tcPr>
+          <w:p>
+            <w:pPr>
+              <w:jc w:val="left"/>
+            </w:pPr>
+            <w:r>
+              <w:rPr>
+                <w:rFonts w:ascii="Malgun Gothic" w:cs="Malgun Gothic" w:eastAsia="Malgun Gothic" w:hAnsi="Malgun Gothic"/>
+                <w:sz w:val="20"/>
+                <w:szCs w:val="20"/>
+              </w:rPr>
+              <w:t xml:space="preserve">dock 목표 하드코딩, 단일 프레임 즉시 발행</w:t>
+            </w:r>
+          </w:p>
+        </w:tc>
+        <w:tc>
+          <w:tcPr>
+            <w:tcW w:type="dxa" w:w="2340"/>
+            <w:tcBorders>
+              <w:top w:val="single" w:color="000000" w:sz="6"/>
+              <w:left w:val="single" w:color="000000" w:sz="6"/>
+              <w:bottom w:val="single" w:color="000000" w:sz="6"/>
+              <w:right w:val="single" w:color="000000" w:sz="6"/>
+            </w:tcBorders>
+            <w:tcMar>
+              <w:top w:type="dxa" w:w="60"/>
+              <w:left w:type="dxa" w:w="90"/>
+              <w:bottom w:type="dxa" w:w="60"/>
+              <w:right w:type="dxa" w:w="90"/>
+            </w:tcMar>
+          </w:tcPr>
+          <w:p>
+            <w:pPr>
+              <w:jc w:val="left"/>
+            </w:pPr>
+            <w:r>
+              <w:rPr>
+                <w:rFonts w:ascii="Malgun Gothic" w:cs="Malgun Gothic" w:eastAsia="Malgun Gothic" w:hAnsi="Malgun Gothic"/>
+                <w:sz w:val="20"/>
+                <w:szCs w:val="20"/>
+              </w:rPr>
+              <w:t xml:space="preserve">공지 조합이 다르면 코드 수정, 한 프레임 오탐이 조향에 튐</w:t>
+            </w:r>
+          </w:p>
+        </w:tc>
+        <w:tc>
+          <w:tcPr>
+            <w:tcW w:type="dxa" w:w="2340"/>
+            <w:tcBorders>
+              <w:top w:val="single" w:color="000000" w:sz="6"/>
+              <w:left w:val="single" w:color="000000" w:sz="6"/>
+              <w:bottom w:val="single" w:color="000000" w:sz="6"/>
+              <w:right w:val="single" w:color="000000" w:sz="6"/>
+            </w:tcBorders>
+            <w:tcMar>
+              <w:top w:type="dxa" w:w="60"/>
+              <w:left w:type="dxa" w:w="90"/>
+              <w:bottom w:type="dxa" w:w="60"/>
+              <w:right w:type="dxa" w:w="90"/>
+            </w:tcMar>
+          </w:tcPr>
+          <w:p>
+            <w:pPr>
+              <w:jc w:val="left"/>
+            </w:pPr>
+            <w:r>
+              <w:rPr>
+                <w:rFonts w:ascii="Malgun Gothic" w:cs="Malgun Gothic" w:eastAsia="Malgun Gothic" w:hAnsi="Malgun Gothic"/>
+                <w:sz w:val="20"/>
+                <w:szCs w:val="20"/>
+              </w:rPr>
+              <w:t xml:space="preserve">목표 파라미터·유효값 검사, 확인 프레임, 원형도 보조</w:t>
+            </w:r>
+          </w:p>
+        </w:tc>
+        <w:tc>
+          <w:tcPr>
+            <w:tcW w:type="dxa" w:w="2340"/>
+            <w:tcBorders>
+              <w:top w:val="single" w:color="000000" w:sz="6"/>
+              <w:left w:val="single" w:color="000000" w:sz="6"/>
+              <w:bottom w:val="single" w:color="000000" w:sz="6"/>
+              <w:right w:val="single" w:color="000000" w:sz="6"/>
+            </w:tcBorders>
+            <w:tcMar>
+              <w:top w:type="dxa" w:w="60"/>
+              <w:left w:type="dxa" w:w="90"/>
+              <w:bottom w:type="dxa" w:w="60"/>
+              <w:right w:type="dxa" w:w="90"/>
+            </w:tcMar>
+          </w:tcPr>
+          <w:p>
+            <w:pPr>
+              <w:jc w:val="left"/>
+            </w:pPr>
+            <w:r>
+              <w:rPr>
+                <w:rFonts w:ascii="Malgun Gothic" w:cs="Malgun Gothic" w:eastAsia="Malgun Gothic" w:hAnsi="Malgun Gothic"/>
+                <w:sz w:val="20"/>
+                <w:szCs w:val="20"/>
+              </w:rPr>
+              <w:t xml:space="preserve">a007eb0, ff289f7</w:t>
+            </w:r>
+          </w:p>
+        </w:tc>
+      </w:tr>
+    </w:tbl>
+    <w:p>
+      <w:pPr>
+        <w:spacing w:after="60"/>
+      </w:pPr>
+      <w:r>
+        <w:rPr>
+          <w:rFonts w:ascii="Malgun Gothic" w:cs="Malgun Gothic" w:eastAsia="Malgun Gothic" w:hAnsi="Malgun Gothic"/>
+          <w:sz w:val="20"/>
+          <w:szCs w:val="20"/>
+        </w:rPr>
+        <w:t xml:space="preserve"/>
       </w:r>
     </w:p>
     <w:p>
@@ -8026,7 +8711,35 @@
           <w:sz w:val="20"/>
           <w:szCs w:val="20"/>
         </w:rPr>
-        <w:t xml:space="preserve">•  도크 3개 중 당일 지정 표식(삼각·원·사각 × 빨강·주황·노랑·초록·파랑·흰색)을 찾는다. 검출기 dock 이 target_color·target_shape 와 일치하는 후보의 방위각만 발행한다. 목표가 유효값 밖이면 기동 시 ERROR, 검출 없이 도킹 모드에서만 무효값 10000 을 내고 5 s 마다 ERROR 로 다시 알린다(다른 모드에서는 발행하지 않는다). 임계는 혼동행렬 수치로 정함. 도크 간격 1.0 m.</w:t>
+        <w:t xml:space="preserve">•  도크 3개 중 당일 지정 표식(삼각·원·사각 × 빨강·주황·노랑·초록·파랑·흰색)을 찾는다. 검출기 dock 이 target_color·target_shape 와 일치하는 후보의 방위각만 발행한다. 목표는 yaml 한 줄로 바꾼다. 목표가 유효값 밖이면 기동 시 ERROR, 검출 없이 도킹 모드에서만 무효값 10000 을 내고 5 s 마다 ERROR 로 다시 알린다(다른 모드에서는 발행하지 않는다). 2026-10-28 이전에는 이 분기가 모드 게이트보다 앞이라 모드 2·3 에서도 10000 이 섞여 turn 검출기의 방위를 지웠다. 도크 간격 1.0 m.</w:t>
+      </w:r>
+    </w:p>
+    <w:p>
+      <w:pPr>
+        <w:spacing w:after="60" w:line="290"/>
+        <w:ind w:left="360" w:hanging="240"/>
+      </w:pPr>
+      <w:r>
+        <w:rPr>
+          <w:rFonts w:ascii="Malgun Gothic" w:cs="Malgun Gothic" w:eastAsia="Malgun Gothic" w:hAnsi="Malgun Gothic"/>
+          <w:sz w:val="20"/>
+          <w:szCs w:val="20"/>
+        </w:rPr>
+        <w:t xml:space="preserve">•  표식 판정: 마스크는 목표 색 하나로 만들고, 컨투어마다 형상을 판정해 목표와 다르면 버린다. 꼭짓점 3 → Triangle(원형도 ≥ 0.82 면 노이즈), 4~6 → extent &gt; 0.4·종횡비 0.6~1.4 면 Square(원형도 ≥ 0.82 면 Circle), 7 이상 → Circle(원형도 &lt; 0.60 이면 노이즈)이다. 통과 후보 중 화면 높이 0.15~0.55 안의 면적 최대 하나를 쓰고, key = (색, 형상) 이 연속 3 프레임 같아야 확정한다.</w:t>
+      </w:r>
+    </w:p>
+    <w:p>
+      <w:pPr>
+        <w:spacing w:after="60" w:line="290"/>
+        <w:ind w:left="360" w:hanging="240"/>
+      </w:pPr>
+      <w:r>
+        <w:rPr>
+          <w:rFonts w:ascii="Malgun Gothic" w:cs="Malgun Gothic" w:eastAsia="Malgun Gothic" w:hAnsi="Malgun Gothic"/>
+          <w:sz w:val="20"/>
+          <w:szCs w:val="20"/>
+        </w:rPr>
+        <w:t xml:space="preserve">•  임계(원형도·extent·확인 프레임)는 감이 아니라 tools/dock_eval.py 혼동행렬 수치로 정한다. 실외 캘리브레이션 대상 위험은 둘이다: hsv.blue 가 S 18~60·V 160~200 이라 흐린 하늘에 가깝고, 빨강(H 0~5)과 주황(H 3~20)이 H 3~5 에서 겹친다.</w:t>
       </w:r>
     </w:p>
     <w:p>
